--- a/ind/docx/54.content.docx
+++ b/ind/docx/54.content.docx
@@ -19,7 +19,7 @@
         <w:rPr>
           <w:lang w:val="id_ID" w:bidi="id_ID"/>
         </w:rPr>
-        <w:t>Resource: Catatan Studi - Pengantar Buku (Tyndale)</w:t>
+        <w:t>Resource: Tyndale Open Study Notes</w:t>
       </w:r>
       <w:r>
         <w:rPr>
@@ -112,7 +112,7 @@
         <w:rPr>
           <w:lang w:val="id_ID" w:bidi="id_ID"/>
         </w:rPr>
-        <w:t>Catatan Studi - Pengantar Buku (Tyndale)</w:t>
+        <w:t>Tyndale Open Study Notes</w:t>
       </w:r>
     </w:p>
     <w:p>

--- a/ind/docx/54.content.docx
+++ b/ind/docx/54.content.docx
@@ -19,7 +19,7 @@
         <w:rPr>
           <w:lang w:val="id_ID" w:bidi="id_ID"/>
         </w:rPr>
-        <w:t>Resource: Tyndale Open Study Notes</w:t>
+        <w:t>Resource: Aquifer Open Study Notes (Book Intros)</w:t>
       </w:r>
       <w:r>
         <w:rPr>
@@ -112,7 +112,7 @@
         <w:rPr>
           <w:lang w:val="id_ID" w:bidi="id_ID"/>
         </w:rPr>
-        <w:t>Tyndale Open Study Notes</w:t>
+        <w:t>Aquifer Open Study Notes (Book Intros)</w:t>
       </w:r>
     </w:p>
     <w:p>

--- a/ind/docx/54.content.docx
+++ b/ind/docx/54.content.docx
@@ -233,18 +233,12 @@
         </w:rPr>
         <w:t>Pada masa akhir pelayanan kerasulan Paulus, gereja Kristen yang sudah lama berdiri di Efesus menghadapi gangguan serius: Beberapa pemimpin gereja telah menjadi guru-guru palsu. Paulus telah memperingatkan bahwa hal ini akan terjadi (</w:t>
       </w:r>
-      <w:hyperlink r:id="rId13">
-        <w:r>
-          <w:rPr>
-            <w:lang w:val="id_ID" w:bidi="id_ID"/>
-          </w:rPr>
-          <w:rPr>
-            <w:color w:val="0000EE"/>
-            <w:u w:val="single"/>
-          </w:rPr>
-          <w:t>Kisah Para Rasul 20:29–31</w:t>
-        </w:r>
-      </w:hyperlink>
+      <w:r>
+        <w:rPr>
+          <w:lang w:val="id_ID" w:bidi="id_ID"/>
+        </w:rPr>
+        <w:t>Kisah Para Rasul 20:29–31</w:t>
+      </w:r>
       <w:r>
         <w:rPr>
           <w:lang w:val="id_ID" w:bidi="id_ID"/>
@@ -276,108 +270,72 @@
         </w:rPr>
         <w:t>Perjalanan pertama Paulus ke Efesus, selama perjalanan penginjilannya yang kedua (</w:t>
       </w:r>
-      <w:hyperlink r:id="rId14">
-        <w:r>
-          <w:rPr>
-            <w:lang w:val="id_ID" w:bidi="id_ID"/>
-          </w:rPr>
-          <w:rPr>
-            <w:color w:val="0000EE"/>
-            <w:u w:val="single"/>
-          </w:rPr>
-          <w:t>Kisah Para Rasul 18:19–21</w:t>
-        </w:r>
-      </w:hyperlink>
+      <w:r>
+        <w:rPr>
+          <w:lang w:val="id_ID" w:bidi="id_ID"/>
+        </w:rPr>
+        <w:t>Kisah Para Rasul 18:19–21</w:t>
+      </w:r>
       <w:r>
         <w:rPr>
           <w:lang w:val="id_ID" w:bidi="id_ID"/>
         </w:rPr>
         <w:t xml:space="preserve">), tidak memberikan kesempatan untuk pekerjaan yang signifikan. Dalam perjalanannya yang ketiga, Paulus melayani diri di Efesus selama tiga tahun (sekitar tahun 53–56 M, </w:t>
       </w:r>
-      <w:hyperlink r:id="rId15">
-        <w:r>
-          <w:rPr>
-            <w:lang w:val="id_ID" w:bidi="id_ID"/>
-          </w:rPr>
-          <w:rPr>
-            <w:color w:val="0000EE"/>
-            <w:u w:val="single"/>
-          </w:rPr>
-          <w:t>Kisah Para Rasul 19</w:t>
-        </w:r>
-      </w:hyperlink>
+      <w:r>
+        <w:rPr>
+          <w:lang w:val="id_ID" w:bidi="id_ID"/>
+        </w:rPr>
+        <w:t>Kisah Para Rasul 19</w:t>
+      </w:r>
       <w:r>
         <w:rPr>
           <w:lang w:val="id_ID" w:bidi="id_ID"/>
         </w:rPr>
         <w:t>). Kemudian, ketika Paulus dalam perjalanannya ke Yerusalem, memiliki kesempatan singgah di Miletus dan berbicara kepada para penatua jemaat Efesus, yang menemui dia di sana (</w:t>
       </w:r>
-      <w:hyperlink r:id="rId16">
-        <w:r>
-          <w:rPr>
-            <w:lang w:val="id_ID" w:bidi="id_ID"/>
-          </w:rPr>
-          <w:rPr>
-            <w:color w:val="0000EE"/>
-            <w:u w:val="single"/>
-          </w:rPr>
-          <w:t>Kisah Para Rasul 20:17–38</w:t>
-        </w:r>
-      </w:hyperlink>
+      <w:r>
+        <w:rPr>
+          <w:lang w:val="id_ID" w:bidi="id_ID"/>
+        </w:rPr>
+        <w:t>Kisah Para Rasul 20:17–38</w:t>
+      </w:r>
       <w:r>
         <w:rPr>
           <w:lang w:val="id_ID" w:bidi="id_ID"/>
         </w:rPr>
         <w:t xml:space="preserve">). Paulus pergi ke Yerusalem, ditangkap, kemudian dipindahkan ke Kaesarea, dan selanjutnya dikirim ke Roma, di mana ia berada dalam tahanan rumah selama sekitar dua tahun (tahun 60–62 Masehi, </w:t>
       </w:r>
-      <w:hyperlink r:id="rId17">
-        <w:r>
-          <w:rPr>
-            <w:lang w:val="id_ID" w:bidi="id_ID"/>
-          </w:rPr>
-          <w:rPr>
-            <w:color w:val="0000EE"/>
-            <w:u w:val="single"/>
-          </w:rPr>
-          <w:t>Kisah Para Rasul 21–28</w:t>
-        </w:r>
-      </w:hyperlink>
+      <w:r>
+        <w:rPr>
+          <w:lang w:val="id_ID" w:bidi="id_ID"/>
+        </w:rPr>
+        <w:t>Kisah Para Rasul 21–28</w:t>
+      </w:r>
       <w:r>
         <w:rPr>
           <w:lang w:val="id_ID" w:bidi="id_ID"/>
         </w:rPr>
         <w:t xml:space="preserve">). Ketika dia telah dibebaskan dari penjara, dia kembali melanjutkan misinya, kemungkinan besar menuju Spanyol (lihat </w:t>
       </w:r>
-      <w:hyperlink r:id="rId18">
-        <w:r>
-          <w:rPr>
-            <w:lang w:val="id_ID" w:bidi="id_ID"/>
-          </w:rPr>
-          <w:rPr>
-            <w:color w:val="0000EE"/>
-            <w:u w:val="single"/>
-          </w:rPr>
-          <w:t>Rom. 15:24</w:t>
-        </w:r>
-      </w:hyperlink>
+      <w:r>
+        <w:rPr>
+          <w:lang w:val="id_ID" w:bidi="id_ID"/>
+        </w:rPr>
+        <w:t>Rom. 15:24</w:t>
+      </w:r>
       <w:r>
         <w:rPr>
           <w:lang w:val="id_ID" w:bidi="id_ID"/>
         </w:rPr>
         <w:t xml:space="preserve">, </w:t>
       </w:r>
-      <w:hyperlink r:id="rId19">
-        <w:r>
-          <w:rPr>
-            <w:lang w:val="id_ID" w:bidi="id_ID"/>
-          </w:rPr>
-          <w:rPr>
-            <w:color w:val="0000EE"/>
-            <w:u w:val="single"/>
-          </w:rPr>
-          <w:t>28</w:t>
-        </w:r>
-      </w:hyperlink>
+      <w:r>
+        <w:rPr>
+          <w:lang w:val="id_ID" w:bidi="id_ID"/>
+        </w:rPr>
+        <w:t>28</w:t>
+      </w:r>
       <w:r>
         <w:rPr>
           <w:lang w:val="id_ID" w:bidi="id_ID"/>
@@ -398,126 +356,84 @@
         </w:rPr>
         <w:t>Timotius, yang telah menemani Paulus dalam sebagian besar pelayanan awal Paulus di sana (</w:t>
       </w:r>
-      <w:hyperlink r:id="rId20">
-        <w:r>
-          <w:rPr>
-            <w:lang w:val="id_ID" w:bidi="id_ID"/>
-          </w:rPr>
-          <w:rPr>
-            <w:color w:val="0000EE"/>
-            <w:u w:val="single"/>
-          </w:rPr>
-          <w:t>Kisah Para Rasul 19:22</w:t>
-        </w:r>
-      </w:hyperlink>
+      <w:r>
+        <w:rPr>
+          <w:lang w:val="id_ID" w:bidi="id_ID"/>
+        </w:rPr>
+        <w:t>Kisah Para Rasul 19:22</w:t>
+      </w:r>
       <w:r>
         <w:rPr>
           <w:lang w:val="id_ID" w:bidi="id_ID"/>
         </w:rPr>
         <w:t>), kini ditugaskan untuk menangani perkembangan baru yang meresahkan di Efesus (</w:t>
       </w:r>
-      <w:hyperlink r:id="rId21">
-        <w:r>
-          <w:rPr>
-            <w:lang w:val="id_ID" w:bidi="id_ID"/>
-          </w:rPr>
-          <w:rPr>
-            <w:color w:val="0000EE"/>
-            <w:u w:val="single"/>
-          </w:rPr>
-          <w:t>1 Tim. 1:3</w:t>
-        </w:r>
-      </w:hyperlink>
+      <w:r>
+        <w:rPr>
+          <w:lang w:val="id_ID" w:bidi="id_ID"/>
+        </w:rPr>
+        <w:t>1 Tim. 1:3</w:t>
+      </w:r>
       <w:r>
         <w:rPr>
           <w:lang w:val="id_ID" w:bidi="id_ID"/>
         </w:rPr>
         <w:t>). Guru-guru palsu telah muncul (</w:t>
       </w:r>
-      <w:hyperlink r:id="rId21">
-        <w:r>
-          <w:rPr>
-            <w:lang w:val="id_ID" w:bidi="id_ID"/>
-          </w:rPr>
-          <w:rPr>
-            <w:color w:val="0000EE"/>
-            <w:u w:val="single"/>
-          </w:rPr>
-          <w:t>1:3</w:t>
-        </w:r>
-      </w:hyperlink>
+      <w:r>
+        <w:rPr>
+          <w:lang w:val="id_ID" w:bidi="id_ID"/>
+        </w:rPr>
+        <w:t>1:3</w:t>
+      </w:r>
       <w:r>
         <w:rPr>
           <w:lang w:val="id_ID" w:bidi="id_ID"/>
         </w:rPr>
         <w:t xml:space="preserve">) dan jelas-jelas mengganggu rumah Tuhan (lihat </w:t>
       </w:r>
-      <w:hyperlink r:id="rId22">
-        <w:r>
-          <w:rPr>
-            <w:lang w:val="id_ID" w:bidi="id_ID"/>
-          </w:rPr>
-          <w:rPr>
-            <w:color w:val="0000EE"/>
-            <w:u w:val="single"/>
-          </w:rPr>
-          <w:t>1 Tim. 2:15</w:t>
-        </w:r>
-      </w:hyperlink>
+      <w:r>
+        <w:rPr>
+          <w:lang w:val="id_ID" w:bidi="id_ID"/>
+        </w:rPr>
+        <w:t>1 Tim. 2:15</w:t>
+      </w:r>
       <w:r>
         <w:rPr>
           <w:lang w:val="id_ID" w:bidi="id_ID"/>
         </w:rPr>
         <w:t xml:space="preserve">; </w:t>
       </w:r>
-      <w:hyperlink r:id="rId23">
-        <w:r>
-          <w:rPr>
-            <w:lang w:val="id_ID" w:bidi="id_ID"/>
-          </w:rPr>
-          <w:rPr>
-            <w:color w:val="0000EE"/>
-            <w:u w:val="single"/>
-          </w:rPr>
-          <w:t>3:4–5</w:t>
-        </w:r>
-      </w:hyperlink>
+      <w:r>
+        <w:rPr>
+          <w:lang w:val="id_ID" w:bidi="id_ID"/>
+        </w:rPr>
+        <w:t>3:4–5</w:t>
+      </w:r>
       <w:r>
         <w:rPr>
           <w:lang w:val="id_ID" w:bidi="id_ID"/>
         </w:rPr>
         <w:t xml:space="preserve">; </w:t>
       </w:r>
-      <w:hyperlink r:id="rId24">
-        <w:r>
-          <w:rPr>
-            <w:lang w:val="id_ID" w:bidi="id_ID"/>
-          </w:rPr>
-          <w:rPr>
-            <w:color w:val="0000EE"/>
-            <w:u w:val="single"/>
-          </w:rPr>
-          <w:t>5:11–15</w:t>
-        </w:r>
-      </w:hyperlink>
+      <w:r>
+        <w:rPr>
+          <w:lang w:val="id_ID" w:bidi="id_ID"/>
+        </w:rPr>
+        <w:t>5:11–15</w:t>
+      </w:r>
       <w:r>
         <w:rPr>
           <w:lang w:val="id_ID" w:bidi="id_ID"/>
         </w:rPr>
         <w:t xml:space="preserve">; bandingkan </w:t>
       </w:r>
-      <w:hyperlink r:id="rId25">
-        <w:r>
-          <w:rPr>
-            <w:lang w:val="id_ID" w:bidi="id_ID"/>
-          </w:rPr>
-          <w:rPr>
-            <w:color w:val="0000EE"/>
-            <w:u w:val="single"/>
-          </w:rPr>
-          <w:t>Titus 1:11</w:t>
-        </w:r>
-      </w:hyperlink>
+      <w:r>
+        <w:rPr>
+          <w:lang w:val="id_ID" w:bidi="id_ID"/>
+        </w:rPr>
+        <w:t>Titus 1:11</w:t>
+      </w:r>
       <w:r>
         <w:rPr>
           <w:lang w:val="id_ID" w:bidi="id_ID"/>
@@ -549,90 +465,60 @@
         </w:rPr>
         <w:t>Setelah memerintahkan Timotius untuk menangani guru-guru palsu, yang mengaku sebagai guru Taurat (</w:t>
       </w:r>
-      <w:hyperlink r:id="rId26">
-        <w:r>
-          <w:rPr>
-            <w:lang w:val="id_ID" w:bidi="id_ID"/>
-          </w:rPr>
-          <w:rPr>
-            <w:color w:val="0000EE"/>
-            <w:u w:val="single"/>
-          </w:rPr>
-          <w:t>1:3–20</w:t>
-        </w:r>
-      </w:hyperlink>
+      <w:r>
+        <w:rPr>
+          <w:lang w:val="id_ID" w:bidi="id_ID"/>
+        </w:rPr>
+        <w:t>1:3–20</w:t>
+      </w:r>
       <w:r>
         <w:rPr>
           <w:lang w:val="id_ID" w:bidi="id_ID"/>
         </w:rPr>
         <w:t>), Paulus memberikan petunjuk tentang perilaku dalam rumah Allah sehubungan dengan doa, pengajaran wanita, dan kepemimpinan (</w:t>
       </w:r>
-      <w:hyperlink r:id="rId27">
-        <w:r>
-          <w:rPr>
-            <w:lang w:val="id_ID" w:bidi="id_ID"/>
-          </w:rPr>
-          <w:rPr>
-            <w:color w:val="0000EE"/>
-            <w:u w:val="single"/>
-          </w:rPr>
-          <w:t>2:1–3:13</w:t>
-        </w:r>
-      </w:hyperlink>
+      <w:r>
+        <w:rPr>
+          <w:lang w:val="id_ID" w:bidi="id_ID"/>
+        </w:rPr>
+        <w:t>2:1–3:13</w:t>
+      </w:r>
       <w:r>
         <w:rPr>
           <w:lang w:val="id_ID" w:bidi="id_ID"/>
         </w:rPr>
         <w:t>). Ketiga area ini telah dirugikan oleh para guru palsu. Paulus menjelaskan dengan jelas apa yang ingin dia capai dan menjelaskan mengapa dan bagaimana hal itu harus dilakukan (</w:t>
       </w:r>
-      <w:hyperlink r:id="rId28">
-        <w:r>
-          <w:rPr>
-            <w:lang w:val="id_ID" w:bidi="id_ID"/>
-          </w:rPr>
-          <w:rPr>
-            <w:color w:val="0000EE"/>
-            <w:u w:val="single"/>
-          </w:rPr>
-          <w:t>3:14–4:16</w:t>
-        </w:r>
-      </w:hyperlink>
+      <w:r>
+        <w:rPr>
+          <w:lang w:val="id_ID" w:bidi="id_ID"/>
+        </w:rPr>
+        <w:t>3:14–4:16</w:t>
+      </w:r>
       <w:r>
         <w:rPr>
           <w:lang w:val="id_ID" w:bidi="id_ID"/>
         </w:rPr>
         <w:t>). Kemudian ia melanjutkan petunjuknya tentang perilaku yang beriman, dengan fokus pada orang tua dan muda, janda, tua-tua, dan tuan-tuan (</w:t>
       </w:r>
-      <w:hyperlink r:id="rId29">
-        <w:r>
-          <w:rPr>
-            <w:lang w:val="id_ID" w:bidi="id_ID"/>
-          </w:rPr>
-          <w:rPr>
-            <w:color w:val="0000EE"/>
-            <w:u w:val="single"/>
-          </w:rPr>
-          <w:t>5:1–6:2</w:t>
-        </w:r>
-      </w:hyperlink>
+      <w:r>
+        <w:rPr>
+          <w:lang w:val="id_ID" w:bidi="id_ID"/>
+        </w:rPr>
+        <w:t>5:1–6:2</w:t>
+      </w:r>
       <w:r>
         <w:rPr>
           <w:lang w:val="id_ID" w:bidi="id_ID"/>
         </w:rPr>
         <w:t>). Hubungan di wilayah ini juga telah tercemar oleh ajaran sesat. Pada akhirnya, Paulus kembali ke pembahasan tentang bagaimana menangani guru-guru palsu, dengan fokus pada masalah kekayaan dan keuntungan (</w:t>
       </w:r>
-      <w:hyperlink r:id="rId30">
-        <w:r>
-          <w:rPr>
-            <w:lang w:val="id_ID" w:bidi="id_ID"/>
-          </w:rPr>
-          <w:rPr>
-            <w:color w:val="0000EE"/>
-            <w:u w:val="single"/>
-          </w:rPr>
-          <w:t>6:2–21</w:t>
-        </w:r>
-      </w:hyperlink>
+      <w:r>
+        <w:rPr>
+          <w:lang w:val="id_ID" w:bidi="id_ID"/>
+        </w:rPr>
+        <w:t>6:2–21</w:t>
+      </w:r>
       <w:r>
         <w:rPr>
           <w:lang w:val="id_ID" w:bidi="id_ID"/>
@@ -702,18 +588,12 @@
         </w:rPr>
         <w:t xml:space="preserve">Surat-surat Pastoral (1 Timotius—Titus) kemungkinan besar ditulis setelah pemenjaraan Paulus yang pertama di Roma (60–62 M, </w:t>
       </w:r>
-      <w:hyperlink r:id="rId31">
-        <w:r>
-          <w:rPr>
-            <w:lang w:val="id_ID" w:bidi="id_ID"/>
-          </w:rPr>
-          <w:rPr>
-            <w:color w:val="0000EE"/>
-            <w:u w:val="single"/>
-          </w:rPr>
-          <w:t>Kisah Para Rasul 28:1–31</w:t>
-        </w:r>
-      </w:hyperlink>
+      <w:r>
+        <w:rPr>
+          <w:lang w:val="id_ID" w:bidi="id_ID"/>
+        </w:rPr>
+        <w:t>Kisah Para Rasul 28:1–31</w:t>
+      </w:r>
       <w:r>
         <w:rPr>
           <w:lang w:val="id_ID" w:bidi="id_ID"/>
@@ -734,18 +614,12 @@
         </w:rPr>
         <w:t xml:space="preserve">Dalam 2 Timotius, Paulus dipenjarakan di Roma pada akhir hidupnya (lihat </w:t>
       </w:r>
-      <w:hyperlink r:id="rId32">
-        <w:r>
-          <w:rPr>
-            <w:lang w:val="id_ID" w:bidi="id_ID"/>
-          </w:rPr>
-          <w:rPr>
-            <w:color w:val="0000EE"/>
-            <w:u w:val="single"/>
-          </w:rPr>
-          <w:t>2 Tim. 4:6</w:t>
-        </w:r>
-      </w:hyperlink>
+      <w:r>
+        <w:rPr>
+          <w:lang w:val="id_ID" w:bidi="id_ID"/>
+        </w:rPr>
+        <w:t>2 Tim. 4:6</w:t>
+      </w:r>
       <w:r>
         <w:rPr>
           <w:lang w:val="id_ID" w:bidi="id_ID"/>
@@ -766,18 +640,12 @@
         </w:rPr>
         <w:t xml:space="preserve">Salah satu kemungkinan adalah bahwa 2 Timotius ditulis selama dipenjara Romawi dalam </w:t>
       </w:r>
-      <w:hyperlink r:id="rId31">
-        <w:r>
-          <w:rPr>
-            <w:lang w:val="id_ID" w:bidi="id_ID"/>
-          </w:rPr>
-          <w:rPr>
-            <w:color w:val="0000EE"/>
-            <w:u w:val="single"/>
-          </w:rPr>
-          <w:t>Kisah Para Rasul 28</w:t>
-        </w:r>
-      </w:hyperlink>
+      <w:r>
+        <w:rPr>
+          <w:lang w:val="id_ID" w:bidi="id_ID"/>
+        </w:rPr>
+        <w:t>Kisah Para Rasul 28</w:t>
+      </w:r>
       <w:r>
         <w:rPr>
           <w:lang w:val="id_ID" w:bidi="id_ID"/>
@@ -811,18 +679,12 @@
         </w:rPr>
         <w:t xml:space="preserve"> </w:t>
       </w:r>
-      <w:hyperlink r:id="rId33">
-        <w:r>
-          <w:rPr>
-            <w:lang w:val="id_ID" w:bidi="id_ID"/>
-          </w:rPr>
-          <w:rPr>
-            <w:color w:val="0000EE"/>
-            <w:u w:val="single"/>
-          </w:rPr>
-          <w:t>5:6–7</w:t>
-        </w:r>
-      </w:hyperlink>
+      <w:r>
+        <w:rPr>
+          <w:lang w:val="id_ID" w:bidi="id_ID"/>
+        </w:rPr>
+        <w:t>5:6–7</w:t>
+      </w:r>
       <w:r>
         <w:rPr>
           <w:lang w:val="id_ID" w:bidi="id_ID"/>
@@ -856,18 +718,12 @@
         </w:rPr>
         <w:t xml:space="preserve">Untuk mendukung pendekatan ini, tidak ada alasan mengapa surat-surat ini harus dimasukkan ke dalam sejarah yang tercatat dalam Kisah Para Rasul. Selain itu, aktivitas Paulus dan para utusannya dalam surat 1 Timotius dan Titus tidak sesuai dengan perincian yang ada di Kisah Para Rasul, begitu pula pemenjaraan yang disebutkan dalam 2 Timotius tidak terdengar seperti pemenjaraan </w:t>
       </w:r>
-      <w:hyperlink r:id="rId31">
-        <w:r>
-          <w:rPr>
-            <w:lang w:val="id_ID" w:bidi="id_ID"/>
-          </w:rPr>
-          <w:rPr>
-            <w:color w:val="0000EE"/>
-            <w:u w:val="single"/>
-          </w:rPr>
-          <w:t>dalam Kisah Para Rasul 28</w:t>
-        </w:r>
-      </w:hyperlink>
+      <w:r>
+        <w:rPr>
+          <w:lang w:val="id_ID" w:bidi="id_ID"/>
+        </w:rPr>
+        <w:t>dalam Kisah Para Rasul 28</w:t>
+      </w:r>
       <w:r>
         <w:rPr>
           <w:lang w:val="id_ID" w:bidi="id_ID"/>
@@ -899,414 +755,276 @@
         </w:rPr>
         <w:t xml:space="preserve">Guru-guru palsu yang dibahas dalam 1 Timotius memiliki banyak kesamaan dengan tokoh-tokoh serupa yang disebutkan Paulus dalam 2 Timotius dan Titus. Sangat sulit untuk menggambarkan dengan jelas para guru palsu ini, tetapi ada petunjuk. Ajaran mereka memiliki elemen-elemen asketis (lihat </w:t>
       </w:r>
-      <w:hyperlink r:id="rId34">
-        <w:r>
-          <w:rPr>
-            <w:lang w:val="id_ID" w:bidi="id_ID"/>
-          </w:rPr>
-          <w:rPr>
-            <w:color w:val="0000EE"/>
-            <w:u w:val="single"/>
-          </w:rPr>
-          <w:t>1 Tim. 4:3</w:t>
-        </w:r>
-      </w:hyperlink>
+      <w:r>
+        <w:rPr>
+          <w:lang w:val="id_ID" w:bidi="id_ID"/>
+        </w:rPr>
+        <w:t>1 Tim. 4:3</w:t>
+      </w:r>
       <w:r>
         <w:rPr>
           <w:lang w:val="id_ID" w:bidi="id_ID"/>
         </w:rPr>
         <w:t xml:space="preserve">; </w:t>
       </w:r>
-      <w:hyperlink r:id="rId35">
-        <w:r>
-          <w:rPr>
-            <w:lang w:val="id_ID" w:bidi="id_ID"/>
-          </w:rPr>
-          <w:rPr>
-            <w:color w:val="0000EE"/>
-            <w:u w:val="single"/>
-          </w:rPr>
-          <w:t>Titus 1:15</w:t>
-        </w:r>
-      </w:hyperlink>
+      <w:r>
+        <w:rPr>
+          <w:lang w:val="id_ID" w:bidi="id_ID"/>
+        </w:rPr>
+        <w:t>Titus 1:15</w:t>
+      </w:r>
       <w:r>
         <w:rPr>
           <w:lang w:val="id_ID" w:bidi="id_ID"/>
         </w:rPr>
         <w:t xml:space="preserve">) dan fokus pada Yudaisme (lihat </w:t>
       </w:r>
-      <w:hyperlink r:id="rId36">
-        <w:r>
-          <w:rPr>
-            <w:lang w:val="id_ID" w:bidi="id_ID"/>
-          </w:rPr>
-          <w:rPr>
-            <w:color w:val="0000EE"/>
-            <w:u w:val="single"/>
-          </w:rPr>
-          <w:t>1 Tim.</w:t>
-        </w:r>
-      </w:hyperlink>
+      <w:r>
+        <w:rPr>
+          <w:lang w:val="id_ID" w:bidi="id_ID"/>
+        </w:rPr>
+        <w:t>1 Tim.</w:t>
+      </w:r>
       <w:r>
         <w:rPr>
           <w:lang w:val="id_ID" w:bidi="id_ID"/>
         </w:rPr>
         <w:t xml:space="preserve"> 1:7; </w:t>
       </w:r>
-      <w:hyperlink r:id="rId37">
-        <w:r>
-          <w:rPr>
-            <w:lang w:val="id_ID" w:bidi="id_ID"/>
-          </w:rPr>
-          <w:rPr>
-            <w:color w:val="0000EE"/>
-            <w:u w:val="single"/>
-          </w:rPr>
-          <w:t>Titus 1:10</w:t>
-        </w:r>
-      </w:hyperlink>
+      <w:r>
+        <w:rPr>
+          <w:lang w:val="id_ID" w:bidi="id_ID"/>
+        </w:rPr>
+        <w:t>Titus 1:10</w:t>
+      </w:r>
       <w:r>
         <w:rPr>
           <w:lang w:val="id_ID" w:bidi="id_ID"/>
         </w:rPr>
         <w:t xml:space="preserve">, </w:t>
       </w:r>
-      <w:hyperlink r:id="rId38">
-        <w:r>
-          <w:rPr>
-            <w:lang w:val="id_ID" w:bidi="id_ID"/>
-          </w:rPr>
-          <w:rPr>
-            <w:color w:val="0000EE"/>
-            <w:u w:val="single"/>
-          </w:rPr>
-          <w:t>14</w:t>
-        </w:r>
-      </w:hyperlink>
+      <w:r>
+        <w:rPr>
+          <w:lang w:val="id_ID" w:bidi="id_ID"/>
+        </w:rPr>
+        <w:t>14</w:t>
+      </w:r>
       <w:r>
         <w:rPr>
           <w:lang w:val="id_ID" w:bidi="id_ID"/>
         </w:rPr>
         <w:t xml:space="preserve">; </w:t>
       </w:r>
-      <w:hyperlink r:id="rId39">
-        <w:r>
-          <w:rPr>
-            <w:lang w:val="id_ID" w:bidi="id_ID"/>
-          </w:rPr>
-          <w:rPr>
-            <w:color w:val="0000EE"/>
-            <w:u w:val="single"/>
-          </w:rPr>
-          <w:t>3:9</w:t>
-        </w:r>
-      </w:hyperlink>
+      <w:r>
+        <w:rPr>
+          <w:lang w:val="id_ID" w:bidi="id_ID"/>
+        </w:rPr>
+        <w:t>3:9</w:t>
+      </w:r>
       <w:r>
         <w:rPr>
           <w:lang w:val="id_ID" w:bidi="id_ID"/>
         </w:rPr>
         <w:t>). Mereka mengaku memiliki pengetahuan khusus (</w:t>
       </w:r>
-      <w:hyperlink r:id="rId40">
-        <w:r>
-          <w:rPr>
-            <w:lang w:val="id_ID" w:bidi="id_ID"/>
-          </w:rPr>
-          <w:rPr>
-            <w:color w:val="0000EE"/>
-            <w:u w:val="single"/>
-          </w:rPr>
-          <w:t>1 Tim. 6:20</w:t>
-        </w:r>
-      </w:hyperlink>
+      <w:r>
+        <w:rPr>
+          <w:lang w:val="id_ID" w:bidi="id_ID"/>
+        </w:rPr>
+        <w:t>1 Tim. 6:20</w:t>
+      </w:r>
       <w:r>
         <w:rPr>
           <w:lang w:val="id_ID" w:bidi="id_ID"/>
         </w:rPr>
         <w:t xml:space="preserve">; </w:t>
       </w:r>
-      <w:hyperlink r:id="rId41">
-        <w:r>
-          <w:rPr>
-            <w:lang w:val="id_ID" w:bidi="id_ID"/>
-          </w:rPr>
-          <w:rPr>
-            <w:color w:val="0000EE"/>
-            <w:u w:val="single"/>
-          </w:rPr>
-          <w:t>Titus 1:16</w:t>
-        </w:r>
-      </w:hyperlink>
+      <w:r>
+        <w:rPr>
+          <w:lang w:val="id_ID" w:bidi="id_ID"/>
+        </w:rPr>
+        <w:t>Titus 1:16</w:t>
+      </w:r>
       <w:r>
         <w:rPr>
           <w:lang w:val="id_ID" w:bidi="id_ID"/>
         </w:rPr>
         <w:t>), menyatakan bahwa kebangkitan orang percaya sudah terjadi (</w:t>
       </w:r>
-      <w:hyperlink r:id="rId42">
-        <w:r>
-          <w:rPr>
-            <w:lang w:val="id_ID" w:bidi="id_ID"/>
-          </w:rPr>
-          <w:rPr>
-            <w:color w:val="0000EE"/>
-            <w:u w:val="single"/>
-          </w:rPr>
-          <w:t>2</w:t>
-        </w:r>
-      </w:hyperlink>
+      <w:r>
+        <w:rPr>
+          <w:lang w:val="id_ID" w:bidi="id_ID"/>
+        </w:rPr>
+        <w:t>2</w:t>
+      </w:r>
       <w:r>
         <w:rPr>
           <w:lang w:val="id_ID" w:bidi="id_ID"/>
         </w:rPr>
         <w:t xml:space="preserve"> Tim. 2:18), mengganggu hubungan (2 </w:t>
       </w:r>
-      <w:hyperlink r:id="rId43">
-        <w:r>
-          <w:rPr>
-            <w:lang w:val="id_ID" w:bidi="id_ID"/>
-          </w:rPr>
-          <w:rPr>
-            <w:color w:val="0000EE"/>
-            <w:u w:val="single"/>
-          </w:rPr>
-          <w:t>Tim. 3:6–7</w:t>
-        </w:r>
-      </w:hyperlink>
+      <w:r>
+        <w:rPr>
+          <w:lang w:val="id_ID" w:bidi="id_ID"/>
+        </w:rPr>
+        <w:t>Tim. 3:6–7</w:t>
+      </w:r>
       <w:r>
         <w:rPr>
           <w:lang w:val="id_ID" w:bidi="id_ID"/>
         </w:rPr>
         <w:t xml:space="preserve">; </w:t>
       </w:r>
-      <w:hyperlink r:id="rId25">
-        <w:r>
-          <w:rPr>
-            <w:lang w:val="id_ID" w:bidi="id_ID"/>
-          </w:rPr>
-          <w:rPr>
-            <w:color w:val="0000EE"/>
-            <w:u w:val="single"/>
-          </w:rPr>
-          <w:t>Titus 1:11</w:t>
-        </w:r>
-      </w:hyperlink>
+      <w:r>
+        <w:rPr>
+          <w:lang w:val="id_ID" w:bidi="id_ID"/>
+        </w:rPr>
+        <w:t>Titus 1:11</w:t>
+      </w:r>
       <w:r>
         <w:rPr>
           <w:lang w:val="id_ID" w:bidi="id_ID"/>
         </w:rPr>
         <w:t>), dan mungkin menekankan keselamatan melalui perbuatan baik (</w:t>
       </w:r>
-      <w:hyperlink r:id="rId44">
-        <w:r>
-          <w:rPr>
-            <w:lang w:val="id_ID" w:bidi="id_ID"/>
-          </w:rPr>
-          <w:rPr>
-            <w:color w:val="0000EE"/>
-            <w:u w:val="single"/>
-          </w:rPr>
-          <w:t>2 Tim.</w:t>
-        </w:r>
-      </w:hyperlink>
+      <w:r>
+        <w:rPr>
+          <w:lang w:val="id_ID" w:bidi="id_ID"/>
+        </w:rPr>
+        <w:t>2 Tim.</w:t>
+      </w:r>
       <w:r>
         <w:rPr>
           <w:lang w:val="id_ID" w:bidi="id_ID"/>
         </w:rPr>
         <w:t xml:space="preserve"> 1:9; </w:t>
       </w:r>
-      <w:hyperlink r:id="rId45">
-        <w:r>
-          <w:rPr>
-            <w:lang w:val="id_ID" w:bidi="id_ID"/>
-          </w:rPr>
-          <w:rPr>
-            <w:color w:val="0000EE"/>
-            <w:u w:val="single"/>
-          </w:rPr>
-          <w:t>Titus</w:t>
-        </w:r>
-      </w:hyperlink>
+      <w:r>
+        <w:rPr>
+          <w:lang w:val="id_ID" w:bidi="id_ID"/>
+        </w:rPr>
+        <w:t>Titus</w:t>
+      </w:r>
       <w:r>
         <w:rPr>
           <w:lang w:val="id_ID" w:bidi="id_ID"/>
         </w:rPr>
         <w:t xml:space="preserve"> 3:5). Tanggapan tegas Paulus menunjukkan adanya kebutuhan akan koreksi-koreksi terkait doktrin tentang Kristus (lihat </w:t>
       </w:r>
-      <w:hyperlink r:id="rId46">
-        <w:r>
-          <w:rPr>
-            <w:lang w:val="id_ID" w:bidi="id_ID"/>
-          </w:rPr>
-          <w:rPr>
-            <w:color w:val="0000EE"/>
-            <w:u w:val="single"/>
-          </w:rPr>
-          <w:t>1 Tim. 2:5–6</w:t>
-        </w:r>
-      </w:hyperlink>
+      <w:r>
+        <w:rPr>
+          <w:lang w:val="id_ID" w:bidi="id_ID"/>
+        </w:rPr>
+        <w:t>1 Tim. 2:5–6</w:t>
+      </w:r>
       <w:r>
         <w:rPr>
           <w:lang w:val="id_ID" w:bidi="id_ID"/>
         </w:rPr>
         <w:t xml:space="preserve">; </w:t>
       </w:r>
-      <w:hyperlink r:id="rId47">
-        <w:r>
-          <w:rPr>
-            <w:lang w:val="id_ID" w:bidi="id_ID"/>
-          </w:rPr>
-          <w:rPr>
-            <w:color w:val="0000EE"/>
-            <w:u w:val="single"/>
-          </w:rPr>
-          <w:t>3:16</w:t>
-        </w:r>
-      </w:hyperlink>
+      <w:r>
+        <w:rPr>
+          <w:lang w:val="id_ID" w:bidi="id_ID"/>
+        </w:rPr>
+        <w:t>3:16</w:t>
+      </w:r>
       <w:r>
         <w:rPr>
           <w:lang w:val="id_ID" w:bidi="id_ID"/>
         </w:rPr>
         <w:t xml:space="preserve"> 2 </w:t>
       </w:r>
-      <w:hyperlink r:id="rId48">
-        <w:r>
-          <w:rPr>
-            <w:lang w:val="id_ID" w:bidi="id_ID"/>
-          </w:rPr>
-          <w:rPr>
-            <w:color w:val="0000EE"/>
-            <w:u w:val="single"/>
-          </w:rPr>
-          <w:t>Tim.</w:t>
-        </w:r>
-      </w:hyperlink>
+      <w:r>
+        <w:rPr>
+          <w:lang w:val="id_ID" w:bidi="id_ID"/>
+        </w:rPr>
+        <w:t>Tim.</w:t>
+      </w:r>
       <w:r>
         <w:rPr>
           <w:lang w:val="id_ID" w:bidi="id_ID"/>
         </w:rPr>
         <w:t xml:space="preserve"> 2:8) dan akhir zaman (lihat 1 </w:t>
       </w:r>
-      <w:hyperlink r:id="rId49">
-        <w:r>
-          <w:rPr>
-            <w:lang w:val="id_ID" w:bidi="id_ID"/>
-          </w:rPr>
-          <w:rPr>
-            <w:color w:val="0000EE"/>
-            <w:u w:val="single"/>
-          </w:rPr>
-          <w:t>Tim. 4</w:t>
-        </w:r>
-      </w:hyperlink>
+      <w:r>
+        <w:rPr>
+          <w:lang w:val="id_ID" w:bidi="id_ID"/>
+        </w:rPr>
+        <w:t>Tim. 4</w:t>
+      </w:r>
       <w:r>
         <w:rPr>
           <w:lang w:val="id_ID" w:bidi="id_ID"/>
         </w:rPr>
         <w:t xml:space="preserve">:1–5; </w:t>
       </w:r>
-      <w:hyperlink r:id="rId42">
-        <w:r>
-          <w:rPr>
-            <w:lang w:val="id_ID" w:bidi="id_ID"/>
-          </w:rPr>
-          <w:rPr>
-            <w:color w:val="0000EE"/>
-            <w:u w:val="single"/>
-          </w:rPr>
-          <w:t>2 Tim. 2:18</w:t>
-        </w:r>
-      </w:hyperlink>
+      <w:r>
+        <w:rPr>
+          <w:lang w:val="id_ID" w:bidi="id_ID"/>
+        </w:rPr>
+        <w:t>2 Tim. 2:18</w:t>
+      </w:r>
       <w:r>
         <w:rPr>
           <w:lang w:val="id_ID" w:bidi="id_ID"/>
         </w:rPr>
         <w:t xml:space="preserve">; </w:t>
       </w:r>
-      <w:hyperlink r:id="rId50">
-        <w:r>
-          <w:rPr>
-            <w:lang w:val="id_ID" w:bidi="id_ID"/>
-          </w:rPr>
-          <w:rPr>
-            <w:color w:val="0000EE"/>
-            <w:u w:val="single"/>
-          </w:rPr>
-          <w:t>3:1–9</w:t>
-        </w:r>
-      </w:hyperlink>
+      <w:r>
+        <w:rPr>
+          <w:lang w:val="id_ID" w:bidi="id_ID"/>
+        </w:rPr>
+        <w:t>3:1–9</w:t>
+      </w:r>
       <w:r>
         <w:rPr>
           <w:lang w:val="id_ID" w:bidi="id_ID"/>
         </w:rPr>
         <w:t xml:space="preserve">; </w:t>
       </w:r>
-      <w:hyperlink r:id="rId51">
-        <w:r>
-          <w:rPr>
-            <w:lang w:val="id_ID" w:bidi="id_ID"/>
-          </w:rPr>
-          <w:rPr>
-            <w:color w:val="0000EE"/>
-            <w:u w:val="single"/>
-          </w:rPr>
-          <w:t>Titus 2:11–14</w:t>
-        </w:r>
-      </w:hyperlink>
+      <w:r>
+        <w:rPr>
+          <w:lang w:val="id_ID" w:bidi="id_ID"/>
+        </w:rPr>
+        <w:t>Titus 2:11–14</w:t>
+      </w:r>
       <w:r>
         <w:rPr>
           <w:lang w:val="id_ID" w:bidi="id_ID"/>
         </w:rPr>
         <w:t xml:space="preserve">). Para guru palsu menentang pesan Paulus, menyebarkan imoralitas, dan merusak misi gereja. Dengan demikian, dibutuhkan para pemimpin yang baik (lihat </w:t>
       </w:r>
-      <w:hyperlink r:id="rId52">
-        <w:r>
-          <w:rPr>
-            <w:lang w:val="id_ID" w:bidi="id_ID"/>
-          </w:rPr>
-          <w:rPr>
-            <w:color w:val="0000EE"/>
-            <w:u w:val="single"/>
-          </w:rPr>
-          <w:t>Titus 1:10–13</w:t>
-        </w:r>
-      </w:hyperlink>
+      <w:r>
+        <w:rPr>
+          <w:lang w:val="id_ID" w:bidi="id_ID"/>
+        </w:rPr>
+        <w:t>Titus 1:10–13</w:t>
+      </w:r>
       <w:r>
         <w:rPr>
           <w:lang w:val="id_ID" w:bidi="id_ID"/>
         </w:rPr>
         <w:t xml:space="preserve">; </w:t>
       </w:r>
-      <w:hyperlink r:id="rId53">
-        <w:r>
-          <w:rPr>
-            <w:lang w:val="id_ID" w:bidi="id_ID"/>
-          </w:rPr>
-          <w:rPr>
-            <w:color w:val="0000EE"/>
-            <w:u w:val="single"/>
-          </w:rPr>
-          <w:t>2:6–8</w:t>
-        </w:r>
-      </w:hyperlink>
+      <w:r>
+        <w:rPr>
+          <w:lang w:val="id_ID" w:bidi="id_ID"/>
+        </w:rPr>
+        <w:t>2:6–8</w:t>
+      </w:r>
       <w:r>
         <w:rPr>
           <w:lang w:val="id_ID" w:bidi="id_ID"/>
         </w:rPr>
         <w:t xml:space="preserve">, </w:t>
       </w:r>
-      <w:hyperlink r:id="rId54">
-        <w:r>
-          <w:rPr>
-            <w:lang w:val="id_ID" w:bidi="id_ID"/>
-          </w:rPr>
-          <w:rPr>
-            <w:color w:val="0000EE"/>
-            <w:u w:val="single"/>
-          </w:rPr>
-          <w:t>15</w:t>
-        </w:r>
-      </w:hyperlink>
+      <w:r>
+        <w:rPr>
+          <w:lang w:val="id_ID" w:bidi="id_ID"/>
+        </w:rPr>
+        <w:t>15</w:t>
+      </w:r>
       <w:r>
         <w:rPr>
           <w:lang w:val="id_ID" w:bidi="id_ID"/>
@@ -1338,18 +1056,12 @@
         </w:rPr>
         <w:t xml:space="preserve">Surat Timotius yang pertama adalah pembelaan yang penuh semangat dan ahli untuk Kabar Baik tentang Yesus Kristus, kemajuannya yang terus berlanjut di dunia, dan kehidupan baru yang diciptakan dan dipromosikannya (lihat </w:t>
       </w:r>
-      <w:hyperlink r:id="rId55">
-        <w:r>
-          <w:rPr>
-            <w:lang w:val="id_ID" w:bidi="id_ID"/>
-          </w:rPr>
-          <w:rPr>
-            <w:color w:val="0000EE"/>
-            <w:u w:val="single"/>
-          </w:rPr>
-          <w:t>3:14–16</w:t>
-        </w:r>
-      </w:hyperlink>
+      <w:r>
+        <w:rPr>
+          <w:lang w:val="id_ID" w:bidi="id_ID"/>
+        </w:rPr>
+        <w:t>3:14–16</w:t>
+      </w:r>
       <w:r>
         <w:rPr>
           <w:lang w:val="id_ID" w:bidi="id_ID"/>
@@ -1370,72 +1082,48 @@
         </w:rPr>
         <w:t>Rumah Tuhan adalah perhatian utama Paulus. Sama seperti masyarakat di sekitar yang mengharapkan perilaku tertib dalam rumah tangga — dengan peran, kesopanan, dan konsep kehormatan dan aib — demikian juga halnya dengan rumah Allah. Rumah Tuhan mencerminkan standar kehormatan dan kesopanan yang diterima secara luas serta struktur sosial masyarakat. Pada saat yang sama, ketika pantas dan diperlukan, rumah Tuhan berlawanan dengan masyarakat, mencerminkan nilai dan praktik yang sangat berbeda dan bahkan berlawanan dengan budaya. Rumah Allah ada di dunia, tetapi bukan dari dunia. Dunia tetap menjadi ciptaan Allah yang baik (</w:t>
       </w:r>
-      <w:hyperlink r:id="rId56">
-        <w:r>
-          <w:rPr>
-            <w:lang w:val="id_ID" w:bidi="id_ID"/>
-          </w:rPr>
-          <w:rPr>
-            <w:color w:val="0000EE"/>
-            <w:u w:val="single"/>
-          </w:rPr>
-          <w:t>4:3–4</w:t>
-        </w:r>
-      </w:hyperlink>
+      <w:r>
+        <w:rPr>
+          <w:lang w:val="id_ID" w:bidi="id_ID"/>
+        </w:rPr>
+        <w:t>4:3–4</w:t>
+      </w:r>
       <w:r>
         <w:rPr>
           <w:lang w:val="id_ID" w:bidi="id_ID"/>
         </w:rPr>
         <w:t xml:space="preserve">; </w:t>
       </w:r>
-      <w:hyperlink r:id="rId57">
-        <w:r>
-          <w:rPr>
-            <w:lang w:val="id_ID" w:bidi="id_ID"/>
-          </w:rPr>
-          <w:rPr>
-            <w:color w:val="0000EE"/>
-            <w:u w:val="single"/>
-          </w:rPr>
-          <w:t>6:17</w:t>
-        </w:r>
-      </w:hyperlink>
+      <w:r>
+        <w:rPr>
+          <w:lang w:val="id_ID" w:bidi="id_ID"/>
+        </w:rPr>
+        <w:t>6:17</w:t>
+      </w:r>
       <w:r>
         <w:rPr>
           <w:lang w:val="id_ID" w:bidi="id_ID"/>
         </w:rPr>
         <w:t>), tetapi dunia itu bersifat sementara, dan berada di hari-hari terakhirnya yang sulit, penuh kejahatan (</w:t>
       </w:r>
-      <w:hyperlink r:id="rId58">
-        <w:r>
-          <w:rPr>
-            <w:lang w:val="id_ID" w:bidi="id_ID"/>
-          </w:rPr>
-          <w:rPr>
-            <w:color w:val="0000EE"/>
-            <w:u w:val="single"/>
-          </w:rPr>
-          <w:t>4:1</w:t>
-        </w:r>
-      </w:hyperlink>
+      <w:r>
+        <w:rPr>
+          <w:lang w:val="id_ID" w:bidi="id_ID"/>
+        </w:rPr>
+        <w:t>4:1</w:t>
+      </w:r>
       <w:r>
         <w:rPr>
           <w:lang w:val="id_ID" w:bidi="id_ID"/>
         </w:rPr>
         <w:t xml:space="preserve">; </w:t>
       </w:r>
-      <w:hyperlink r:id="rId59">
-        <w:r>
-          <w:rPr>
-            <w:lang w:val="id_ID" w:bidi="id_ID"/>
-          </w:rPr>
-          <w:rPr>
-            <w:color w:val="0000EE"/>
-            <w:u w:val="single"/>
-          </w:rPr>
-          <w:t>2 Tim. 3:1</w:t>
-        </w:r>
-      </w:hyperlink>
+      <w:r>
+        <w:rPr>
+          <w:lang w:val="id_ID" w:bidi="id_ID"/>
+        </w:rPr>
+        <w:t>2 Tim. 3:1</w:t>
+      </w:r>
       <w:r>
         <w:rPr>
           <w:lang w:val="id_ID" w:bidi="id_ID"/>
@@ -1456,144 +1144,96 @@
         </w:rPr>
         <w:t xml:space="preserve">Misi dari rumah Allah adalah untuk memajukan Kabar Baik di dunia dan menyebarkan kehendak Allah (lihat </w:t>
       </w:r>
-      <w:hyperlink r:id="rId60">
-        <w:r>
-          <w:rPr>
-            <w:lang w:val="id_ID" w:bidi="id_ID"/>
-          </w:rPr>
-          <w:rPr>
-            <w:color w:val="0000EE"/>
-            <w:u w:val="single"/>
-          </w:rPr>
-          <w:t>1 Tim. 2:4–7</w:t>
-        </w:r>
-      </w:hyperlink>
+      <w:r>
+        <w:rPr>
+          <w:lang w:val="id_ID" w:bidi="id_ID"/>
+        </w:rPr>
+        <w:t>1 Tim. 2:4–7</w:t>
+      </w:r>
       <w:r>
         <w:rPr>
           <w:lang w:val="id_ID" w:bidi="id_ID"/>
         </w:rPr>
         <w:t>). Umat Allah harus melakukan apa yang mendukung misi tersebut (</w:t>
       </w:r>
-      <w:hyperlink r:id="rId27">
-        <w:r>
-          <w:rPr>
-            <w:lang w:val="id_ID" w:bidi="id_ID"/>
-          </w:rPr>
-          <w:rPr>
-            <w:color w:val="0000EE"/>
-            <w:u w:val="single"/>
-          </w:rPr>
-          <w:t>2:1–3:13</w:t>
-        </w:r>
-      </w:hyperlink>
+      <w:r>
+        <w:rPr>
+          <w:lang w:val="id_ID" w:bidi="id_ID"/>
+        </w:rPr>
+        <w:t>2:1–3:13</w:t>
+      </w:r>
       <w:r>
         <w:rPr>
           <w:lang w:val="id_ID" w:bidi="id_ID"/>
         </w:rPr>
         <w:t xml:space="preserve">; </w:t>
       </w:r>
-      <w:hyperlink r:id="rId29">
-        <w:r>
-          <w:rPr>
-            <w:lang w:val="id_ID" w:bidi="id_ID"/>
-          </w:rPr>
-          <w:rPr>
-            <w:color w:val="0000EE"/>
-            <w:u w:val="single"/>
-          </w:rPr>
-          <w:t>5:1–6:2</w:t>
-        </w:r>
-      </w:hyperlink>
+      <w:r>
+        <w:rPr>
+          <w:lang w:val="id_ID" w:bidi="id_ID"/>
+        </w:rPr>
+        <w:t>5:1–6:2</w:t>
+      </w:r>
       <w:r>
         <w:rPr>
           <w:lang w:val="id_ID" w:bidi="id_ID"/>
         </w:rPr>
         <w:t xml:space="preserve">; lihat </w:t>
       </w:r>
-      <w:hyperlink r:id="rId61">
-        <w:r>
-          <w:rPr>
-            <w:lang w:val="id_ID" w:bidi="id_ID"/>
-          </w:rPr>
-          <w:rPr>
-            <w:color w:val="0000EE"/>
-            <w:u w:val="single"/>
-          </w:rPr>
-          <w:t>1 Kor. 9:19–23</w:t>
-        </w:r>
-      </w:hyperlink>
+      <w:r>
+        <w:rPr>
+          <w:lang w:val="id_ID" w:bidi="id_ID"/>
+        </w:rPr>
+        <w:t>1 Kor. 9:19–23</w:t>
+      </w:r>
       <w:r>
         <w:rPr>
           <w:lang w:val="id_ID" w:bidi="id_ID"/>
         </w:rPr>
         <w:t>). Sebaliknya, para pengajar palsu,menyebarkan omong kosong dan merusak integritas gereja, sehingga Paulus mengarahkan sebagian besar perkataannya pada perilaku yang benar. Ringkasan Injil yang padat (</w:t>
       </w:r>
-      <w:hyperlink r:id="rId62">
-        <w:r>
-          <w:rPr>
-            <w:lang w:val="id_ID" w:bidi="id_ID"/>
-          </w:rPr>
-          <w:rPr>
-            <w:color w:val="0000EE"/>
-            <w:u w:val="single"/>
-          </w:rPr>
-          <w:t>1 Tim. 1:15</w:t>
-        </w:r>
-      </w:hyperlink>
+      <w:r>
+        <w:rPr>
+          <w:lang w:val="id_ID" w:bidi="id_ID"/>
+        </w:rPr>
+        <w:t>1 Tim. 1:15</w:t>
+      </w:r>
       <w:r>
         <w:rPr>
           <w:lang w:val="id_ID" w:bidi="id_ID"/>
         </w:rPr>
         <w:t xml:space="preserve">; </w:t>
       </w:r>
-      <w:hyperlink r:id="rId46">
-        <w:r>
-          <w:rPr>
-            <w:lang w:val="id_ID" w:bidi="id_ID"/>
-          </w:rPr>
-          <w:rPr>
-            <w:color w:val="0000EE"/>
-            <w:u w:val="single"/>
-          </w:rPr>
-          <w:t>2:5–6</w:t>
-        </w:r>
-      </w:hyperlink>
+      <w:r>
+        <w:rPr>
+          <w:lang w:val="id_ID" w:bidi="id_ID"/>
+        </w:rPr>
+        <w:t>2:5–6</w:t>
+      </w:r>
       <w:r>
         <w:rPr>
           <w:lang w:val="id_ID" w:bidi="id_ID"/>
         </w:rPr>
         <w:t xml:space="preserve">; </w:t>
       </w:r>
-      <w:hyperlink r:id="rId47">
-        <w:r>
-          <w:rPr>
-            <w:lang w:val="id_ID" w:bidi="id_ID"/>
-          </w:rPr>
-          <w:rPr>
-            <w:color w:val="0000EE"/>
-            <w:u w:val="single"/>
-          </w:rPr>
-          <w:t>3:16</w:t>
-        </w:r>
-      </w:hyperlink>
+      <w:r>
+        <w:rPr>
+          <w:lang w:val="id_ID" w:bidi="id_ID"/>
+        </w:rPr>
+        <w:t>3:16</w:t>
+      </w:r>
       <w:r>
         <w:rPr>
           <w:lang w:val="id_ID" w:bidi="id_ID"/>
         </w:rPr>
         <w:t xml:space="preserve">; </w:t>
       </w:r>
-      <w:hyperlink r:id="rId63">
-        <w:r>
-          <w:rPr>
-            <w:lang w:val="id_ID" w:bidi="id_ID"/>
-          </w:rPr>
-          <w:rPr>
-            <w:color w:val="0000EE"/>
-            <w:u w:val="single"/>
-          </w:rPr>
-          <w:t>6:13–16</w:t>
-        </w:r>
-      </w:hyperlink>
+      <w:r>
+        <w:rPr>
+          <w:lang w:val="id_ID" w:bidi="id_ID"/>
+        </w:rPr>
+        <w:t>6:13–16</w:t>
+      </w:r>
       <w:r>
         <w:rPr>
           <w:lang w:val="id_ID" w:bidi="id_ID"/>
